--- a/public/docs/saas-buildout/collective/legal/COVER_NOTE_TO_LEGAL.docx
+++ b/public/docs/saas-buildout/collective/legal/COVER_NOTE_TO_LEGAL.docx
@@ -97,29 +97,23 @@
         <w:t xml:space="preserve">“the Platform”</w:t>
       </w:r>
       <w:r>
-        <w:t xml:space="preserve">) to a</w:t>
-      </w:r>
-      <w:r>
-        <w:t xml:space="preserve"> </w:t>
-      </w:r>
-      <w:r>
-        <w:rPr>
-          <w:b/>
-          <w:bCs/>
-        </w:rPr>
-        <w:t xml:space="preserve">early partners allied coaches</w:t>
-      </w:r>
-      <w:r>
-        <w:t xml:space="preserve"> </w:t>
-      </w:r>
-      <w:r>
-        <w:t xml:space="preserve">(</w:t>
-      </w:r>
-      <w:r>
-        <w:t xml:space="preserve">“the Collective”</w:t>
-      </w:r>
-      <w:r>
-        <w:t xml:space="preserve">) under a subscription + per-active-client model. Each partner runs their own coaching business on the Platform, branded as theirs, powered by Body Recode’s engine and doctrine.</w:t>
+        <w:t xml:space="preserve">) to allied coaches under</w:t>
+      </w:r>
+      <w:r>
+        <w:t xml:space="preserve"> </w:t>
+      </w:r>
+      <w:r>
+        <w:rPr>
+          <w:b/>
+          <w:bCs/>
+        </w:rPr>
+        <w:t xml:space="preserve">The Body Recode Collective</w:t>
+      </w:r>
+      <w:r>
+        <w:t xml:space="preserve"> </w:t>
+      </w:r>
+      <w:r>
+        <w:t xml:space="preserve">under a subscription + per-active-client model. Each partner runs their own coaching business on the Platform, branded as theirs, powered by Body Recode’s engine and doctrine.</w:t>
       </w:r>
     </w:p>
     <w:p>
@@ -131,73 +125,29 @@
           <w:b/>
           <w:bCs/>
         </w:rPr>
-        <w:t xml:space="preserve">Important — the ten is a early partners, not a cap on the business.</w:t>
-      </w:r>
-      <w:r>
-        <w:t xml:space="preserve"> </w:t>
-      </w:r>
-      <w:r>
-        <w:t xml:space="preserve">The the Collective is a first, proof-of-concept group. Body Recode will use their real-world usage and de-identified operational data to develop the Platform toward a wider release, and after the founding programme intends to open the Platform to further partners at standard (non-founding) rates. Only the</w:t>
-      </w:r>
-      <w:r>
-        <w:t xml:space="preserve"> </w:t>
-      </w:r>
-      <w:r>
-        <w:rPr>
-          <w:b/>
-          <w:bCs/>
-        </w:rPr>
-        <w:t xml:space="preserve">founding programme and its locked-for-life founding pricing</w:t>
-      </w:r>
-      <w:r>
-        <w:t xml:space="preserve"> </w:t>
-      </w:r>
-      <w:r>
-        <w:t xml:space="preserve">are limited to ten — the Platform itself is not.</w:t>
-      </w:r>
-      <w:r>
-        <w:t xml:space="preserve"> </w:t>
-      </w:r>
-      <w:r>
-        <w:rPr>
-          <w:b/>
-          <w:bCs/>
-        </w:rPr>
-        <w:t xml:space="preserve">Please make sure nothing in the drafting grants a partner permanent exclusivity, market/territorial exclusivity, or</w:t>
-      </w:r>
-      <w:r>
-        <w:rPr>
-          <w:b/>
-          <w:bCs/>
-        </w:rPr>
-        <w:t xml:space="preserve"> </w:t>
-      </w:r>
-      <w:r>
-        <w:rPr>
-          <w:b/>
-          <w:bCs/>
-        </w:rPr>
-        <w:t xml:space="preserve">“one-of-only-ten-ever”</w:t>
-      </w:r>
-      <w:r>
-        <w:rPr>
-          <w:b/>
-          <w:bCs/>
-        </w:rPr>
-        <w:t xml:space="preserve"> </w:t>
-      </w:r>
-      <w:r>
-        <w:rPr>
-          <w:b/>
-          <w:bCs/>
-        </w:rPr>
-        <w:t xml:space="preserve">status that would prevent Body Recode scaling beyond the early partners.</w:t>
-      </w:r>
-      <w:r>
-        <w:t xml:space="preserve"> </w:t>
-      </w:r>
-      <w:r>
-        <w:t xml:space="preserve">The founding partners’ locked-for-life pricing must survive; their scarcity/exclusivity must not.</w:t>
+        <w:t xml:space="preserve">Important — there is no cap on partner numbers.</w:t>
+      </w:r>
+      <w:r>
+        <w:t xml:space="preserve"> </w:t>
+      </w:r>
+      <w:r>
+        <w:t xml:space="preserve">The Collective is open to allied coaches, and Body Recode intends to keep licensing the Platform to further partners. Early partners receive a locked-for-life founding rate, which is a pricing term and nothing more.</w:t>
+      </w:r>
+      <w:r>
+        <w:t xml:space="preserve"> </w:t>
+      </w:r>
+      <w:r>
+        <w:rPr>
+          <w:b/>
+          <w:bCs/>
+        </w:rPr>
+        <w:t xml:space="preserve">Please make sure nothing in the drafting grants a partner permanent exclusivity, market or territorial exclusivity, or any status that would prevent Body Recode licensing to any number of further partners.</w:t>
+      </w:r>
+      <w:r>
+        <w:t xml:space="preserve"> </w:t>
+      </w:r>
+      <w:r>
+        <w:t xml:space="preserve">An early partner’s locked-for-life pricing must survive; any implied scarcity or exclusivity must not.</w:t>
       </w:r>
     </w:p>
     <w:p>

--- a/public/docs/saas-buildout/collective/legal/COVER_NOTE_TO_LEGAL.docx
+++ b/public/docs/saas-buildout/collective/legal/COVER_NOTE_TO_LEGAL.docx
@@ -52,13 +52,13 @@
           <w:b/>
           <w:bCs/>
         </w:rPr>
-        <w:t xml:space="preserve">Documents:</w:t>
-      </w:r>
-      <w:r>
-        <w:t xml:space="preserve"> </w:t>
-      </w:r>
-      <w:r>
-        <w:t xml:space="preserve">Collective Partner Agreement + IP Licence Deed</w:t>
+        <w:t xml:space="preserve">Documents (9):</w:t>
+      </w:r>
+      <w:r>
+        <w:t xml:space="preserve"> </w:t>
+      </w:r>
+      <w:r>
+        <w:t xml:space="preserve">Collective Partner Agreement · Partner IP Sublicence Deed · Head Licence Deed · Contractor IP Assignment · Mutual NDA · IP Protection Map · Decisions Needed · this Cover Note · README</w:t>
       </w:r>
       <w:r>
         <w:t xml:space="preserve"> </w:t>
@@ -428,7 +428,7 @@
         <w:t xml:space="preserve"> </w:t>
       </w:r>
       <w:r>
-        <w:t xml:space="preserve">Layer 2 + engine API access to partners under the IP Licence Deed. IP is NOT assigned into the operating company — it stays with Kade and is ring-fenced from the company’s operating liabilities. A</w:t>
+        <w:t xml:space="preserve">Layer 2 + engine API access to partners under the Partner IP Sublicence Deed. IP is NOT assigned into the operating company — it stays with Kade and is ring-fenced from the company’s operating liabilities. A</w:t>
       </w:r>
       <w:r>
         <w:t xml:space="preserve"> </w:t>
